--- a/docs/EulerPilot-v2测试文档-v1.1.docx
+++ b/docs/EulerPilot-v2测试文档-v1.1.docx
@@ -2,7 +2,7 @@
 <file path=word/document.xml><?xml version="1.0" encoding="utf-8"?>
 <w:document xmlns:w="http://schemas.openxmlformats.org/wordprocessingml/2006/main" xmlns:m="http://schemas.openxmlformats.org/officeDocument/2006/math" xmlns:r="http://schemas.openxmlformats.org/officeDocument/2006/relationships" xmlns:o="urn:schemas-microsoft-com:office:office" xmlns:v="urn:schemas-microsoft-com:vml" xmlns:w10="urn:schemas-microsoft-com:office:word" xmlns:a="http://schemas.openxmlformats.org/drawingml/2006/main" xmlns:pic="http://schemas.openxmlformats.org/drawingml/2006/picture" xmlns:wp="http://schemas.openxmlformats.org/drawingml/2006/wordprocessingDrawing">
   <w:body>
-    <w:bookmarkStart w:id="33" w:name="eulerpilot-v2-测试文档"/>
+    <w:bookmarkStart w:id="48" w:name="eulerpilot-v2-测试文档"/>
     <w:p>
       <w:pPr>
         <w:pStyle w:val="Heading1"/>
@@ -253,7 +253,7 @@
               <w:pStyle w:val="Compact"/>
             </w:pPr>
             <w:r>
-              <w:t xml:space="preserve">2026-10-25</w:t>
+              <w:t xml:space="preserve">2026-10-26</w:t>
             </w:r>
           </w:p>
         </w:tc>
@@ -1141,7 +1141,7 @@
       </w:r>
     </w:p>
     <w:bookmarkEnd w:id="11"/>
-    <w:bookmarkStart w:id="12" w:name="六层测试体系"/>
+    <w:bookmarkStart w:id="15" w:name="六层测试体系"/>
     <w:p>
       <w:pPr>
         <w:pStyle w:val="Heading2"/>
@@ -1159,6 +1159,99 @@
     <w:p>
       <w:pPr>
         <w:pStyle w:val="FirstParagraph"/>
+        <w:keepNext/>
+        <w:spacing w:before="160" w:after="80"/>
+        <w:jc w:val="center"/>
+      </w:pPr>
+      <w:r>
+        <w:drawing>
+          <wp:inline>
+            <wp:extent cx="5334000" cy="5191124"/>
+            <wp:effectExtent b="0" l="0" r="0" t="0"/>
+            <wp:docPr descr="分层验证与严格验收" title="" id="13" name="Picture"/>
+            <a:graphic>
+              <a:graphicData uri="http://schemas.openxmlformats.org/drawingml/2006/picture">
+                <pic:pic>
+                  <pic:nvPicPr>
+                    <pic:cNvPr descr="D:/code/Ubuntu/EulerPilot-v2/build/diagram-qa/png/verification-layers.png" id="14" name="Picture"/>
+                    <pic:cNvPicPr>
+                      <a:picLocks noChangeArrowheads="1" noChangeAspect="1"/>
+                    </pic:cNvPicPr>
+                  </pic:nvPicPr>
+                  <pic:blipFill>
+                    <a:blip r:embed="rId12">
+                      <a:extLst>
+                        <a:ext uri="{96DAC541-7B7A-43D3-8B79-37D633B846F1}">
+                          <asvg:svgBlip xmlns:asvg="http://schemas.microsoft.com/office/drawing/2016/SVG/main" r:embed="rIdSvg5"/>
+                        </a:ext>
+                      </a:extLst>
+                    </a:blip>
+                    <a:stretch>
+                      <a:fillRect/>
+                    </a:stretch>
+                  </pic:blipFill>
+                  <pic:spPr bwMode="auto">
+                    <a:xfrm>
+                      <a:off x="0" y="0"/>
+                      <a:ext cx="5334000" cy="5191124"/>
+                    </a:xfrm>
+                    <a:prstGeom prst="rect">
+                      <a:avLst/>
+                    </a:prstGeom>
+                    <a:noFill/>
+                    <a:ln w="9525">
+                      <a:noFill/>
+                      <a:headEnd/>
+                      <a:tailEnd/>
+                    </a:ln>
+                  </pic:spPr>
+                </pic:pic>
+              </a:graphicData>
+            </a:graphic>
+          </wp:inline>
+        </w:drawing>
+      </w:r>
+    </w:p>
+    <w:p>
+      <w:pPr>
+        <w:pStyle w:val="BodyText"/>
+        <w:keepNext w:val="0"/>
+        <w:spacing w:after="200"/>
+        <w:jc w:val="center"/>
+      </w:pPr>
+      <w:r>
+        <w:rPr>
+          <w:rFonts w:hint="eastAsia"/>
+          <w:i/>
+          <w:iCs/>
+          <w:color w:val="595959"/>
+          <w:sz w:val="18"/>
+        </w:rPr>
+        <w:t xml:space="preserve">图</w:t>
+      </w:r>
+      <w:r>
+        <w:rPr>
+          <w:i/>
+          <w:iCs/>
+          <w:color w:val="595959"/>
+          <w:sz w:val="18"/>
+        </w:rPr>
+        <w:t xml:space="preserve"> 1　</w:t>
+      </w:r>
+      <w:r>
+        <w:rPr>
+          <w:rFonts w:hint="eastAsia"/>
+          <w:i/>
+          <w:iCs/>
+          <w:color w:val="595959"/>
+          <w:sz w:val="18"/>
+        </w:rPr>
+        <w:t xml:space="preserve">分层验证与严格验收</w:t>
+      </w:r>
+    </w:p>
+    <w:p>
+      <w:pPr>
+        <w:pStyle w:val="BodyText"/>
       </w:pPr>
       <w:r>
         <w:rPr>
@@ -1879,8 +1972,8 @@
         <w:t xml:space="preserve">不得并发(锁文件互斥)。</w:t>
       </w:r>
     </w:p>
-    <w:bookmarkEnd w:id="12"/>
-    <w:bookmarkStart w:id="13" w:name="设计契约层"/>
+    <w:bookmarkEnd w:id="15"/>
+    <w:bookmarkStart w:id="16" w:name="设计契约层"/>
     <w:p>
       <w:pPr>
         <w:pStyle w:val="Heading2"/>
@@ -2486,8 +2579,8 @@
         <w:t xml:space="preserve">,防止把契约检查读成运行时验证。</w:t>
       </w:r>
     </w:p>
-    <w:bookmarkEnd w:id="13"/>
-    <w:bookmarkStart w:id="14" w:name="单元测试"/>
+    <w:bookmarkEnd w:id="16"/>
+    <w:bookmarkStart w:id="17" w:name="单元测试"/>
     <w:p>
       <w:pPr>
         <w:pStyle w:val="Heading2"/>
@@ -3390,8 +3483,8 @@
         <w:t xml:space="preserve">。</w:t>
       </w:r>
     </w:p>
-    <w:bookmarkEnd w:id="14"/>
-    <w:bookmarkStart w:id="17" w:name="内核集成测试8-项"/>
+    <w:bookmarkEnd w:id="17"/>
+    <w:bookmarkStart w:id="26" w:name="内核集成测试8-项"/>
     <w:p>
       <w:pPr>
         <w:pStyle w:val="Heading2"/>
@@ -4326,7 +4419,7 @@
         </w:tc>
       </w:tr>
     </w:tbl>
-    <w:bookmarkStart w:id="15" w:name="cgroup-域步骤testsintegration_cgroup.sh"/>
+    <w:bookmarkStart w:id="21" w:name="cgroup-域步骤testsintegration_cgroup.sh"/>
     <w:p>
       <w:pPr>
         <w:pStyle w:val="Heading3"/>
@@ -4352,289 +4445,203 @@
     </w:p>
     <w:p>
       <w:pPr>
-        <w:pStyle w:val="SourceCode"/>
+        <w:pStyle w:val="FirstParagraph"/>
+        <w:keepNext/>
+        <w:spacing w:before="160" w:after="80"/>
+        <w:jc w:val="center"/>
       </w:pPr>
       <w:r>
-        <w:rPr>
-          <w:rStyle w:val="VerbatimChar"/>
-        </w:rPr>
-        <w:t xml:space="preserve">systemd-run --scope -p CPUWeight=100 --unit epv2-cgroup-skill-$$.scope</w:t>
-      </w:r>
-      <w:r>
-        <w:br/>
-      </w:r>
-      <w:r>
-        <w:rPr>
-          <w:rStyle w:val="VerbatimChar"/>
-        </w:rPr>
-        <w:t xml:space="preserve">→ validate:valid=true、domain=cgroup、1 </w:t>
-      </w:r>
-      <w:r>
-        <w:rPr>
-          <w:rStyle w:val="VerbatimChar"/>
-          <w:rFonts w:hint="eastAsia"/>
-        </w:rPr>
-        <w:t xml:space="preserve">个</w:t>
-      </w:r>
-      <w:r>
-        <w:rPr>
-          <w:rStyle w:val="VerbatimChar"/>
-        </w:rPr>
-        <w:t xml:space="preserve"> binding</w:t>
-      </w:r>
-      <w:r>
-        <w:br/>
-      </w:r>
-      <w:r>
-        <w:rPr>
-          <w:rStyle w:val="VerbatimChar"/>
-        </w:rPr>
-        <w:t xml:space="preserve">→ apply </w:t>
-      </w:r>
-      <w:r>
-        <w:rPr>
-          <w:rStyle w:val="VerbatimChar"/>
-          <w:rFonts w:hint="eastAsia"/>
-        </w:rPr>
-        <w:t xml:space="preserve">cpu_weight=300:VERIFIED;内核</w:t>
-      </w:r>
-      <w:r>
-        <w:rPr>
-          <w:rStyle w:val="VerbatimChar"/>
-        </w:rPr>
-        <w:t xml:space="preserve"> cpu.weight=300;marker previous=100</w:t>
-      </w:r>
-      <w:r>
-        <w:br/>
-      </w:r>
-      <w:r>
-        <w:rPr>
-          <w:rStyle w:val="VerbatimChar"/>
-        </w:rPr>
-        <w:t xml:space="preserve">→ </w:t>
-      </w:r>
-      <w:r>
-        <w:rPr>
-          <w:rStyle w:val="VerbatimChar"/>
-          <w:rFonts w:hint="eastAsia"/>
-        </w:rPr>
-        <w:t xml:space="preserve">旁路写</w:t>
-      </w:r>
-      <w:r>
-        <w:rPr>
-          <w:rStyle w:val="VerbatimChar"/>
-        </w:rPr>
+        <w:drawing>
+          <wp:inline>
+            <wp:extent cx="5334000" cy="4367212"/>
+            <wp:effectExtent b="0" l="0" r="0" t="0"/>
+            <wp:docPr descr="cgroup 效应的完整生命周期" title="" id="19" name="Picture"/>
+            <a:graphic>
+              <a:graphicData uri="http://schemas.openxmlformats.org/drawingml/2006/picture">
+                <pic:pic>
+                  <pic:nvPicPr>
+                    <pic:cNvPr descr="D:/code/Ubuntu/EulerPilot-v2/build/diagram-qa/png/cgroup-effect-lifecycle.png" id="20" name="Picture"/>
+                    <pic:cNvPicPr>
+                      <a:picLocks noChangeArrowheads="1" noChangeAspect="1"/>
+                    </pic:cNvPicPr>
+                  </pic:nvPicPr>
+                  <pic:blipFill>
+                    <a:blip r:embed="rId18">
+                      <a:extLst>
+                        <a:ext uri="{96DAC541-7B7A-43D3-8B79-37D633B846F1}">
+                          <asvg:svgBlip xmlns:asvg="http://schemas.microsoft.com/office/drawing/2016/SVG/main" r:embed="rIdSvg1"/>
+                        </a:ext>
+                      </a:extLst>
+                    </a:blip>
+                    <a:stretch>
+                      <a:fillRect/>
+                    </a:stretch>
+                  </pic:blipFill>
+                  <pic:spPr bwMode="auto">
+                    <a:xfrm>
+                      <a:off x="0" y="0"/>
+                      <a:ext cx="5334000" cy="4367212"/>
+                    </a:xfrm>
+                    <a:prstGeom prst="rect">
+                      <a:avLst/>
+                    </a:prstGeom>
+                    <a:noFill/>
+                    <a:ln w="9525">
+                      <a:noFill/>
+                      <a:headEnd/>
+                      <a:tailEnd/>
+                    </a:ln>
+                  </pic:spPr>
+                </pic:pic>
+              </a:graphicData>
+            </a:graphic>
+          </wp:inline>
+        </w:drawing>
+      </w:r>
+    </w:p>
+    <w:p>
+      <w:pPr>
+        <w:pStyle w:val="BodyText"/>
+        <w:keepNext w:val="0"/>
+        <w:spacing w:after="200"/>
+        <w:jc w:val="center"/>
+      </w:pPr>
+      <w:r>
+        <w:rPr>
+          <w:rFonts w:hint="eastAsia"/>
+          <w:i/>
+          <w:iCs/>
+          <w:color w:val="595959"/>
+          <w:sz w:val="18"/>
+        </w:rPr>
+        <w:t xml:space="preserve">图</w:t>
+      </w:r>
+      <w:r>
+        <w:rPr>
+          <w:i/>
+          <w:iCs/>
+          <w:color w:val="595959"/>
+          <w:sz w:val="18"/>
+        </w:rPr>
+        <w:t xml:space="preserve"> 2　cgroup </w:t>
+      </w:r>
+      <w:r>
+        <w:rPr>
+          <w:rFonts w:hint="eastAsia"/>
+          <w:i/>
+          <w:iCs/>
+          <w:color w:val="595959"/>
+          <w:sz w:val="18"/>
+        </w:rPr>
+        <w:t xml:space="preserve">效应的完整生命周期</w:t>
+      </w:r>
+    </w:p>
+    <w:p>
+      <w:pPr>
+        <w:pStyle w:val="BodyText"/>
+      </w:pPr>
+      <w:r>
+        <w:rPr>
+          <w:rFonts w:hint="eastAsia"/>
+        </w:rPr>
+        <w:t xml:space="preserve">本项固定断言：初值</w:t>
+      </w:r>
+      <w:r>
+        <w:t xml:space="preserve"> 100 → apply </w:t>
+      </w:r>
+      <w:r>
+        <w:rPr>
+          <w:rFonts w:hint="eastAsia"/>
+        </w:rPr>
+        <w:t xml:space="preserve">300（marker.previous=100）→</w:t>
+      </w:r>
+      <w:r>
         <w:t xml:space="preserve"> </w:t>
       </w:r>
       <w:r>
         <w:rPr>
-          <w:rStyle w:val="VerbatimChar"/>
-          <w:rFonts w:hint="eastAsia"/>
-        </w:rPr>
-        <w:t xml:space="preserve">77:刷新周期内改回</w:t>
-      </w:r>
-      <w:r>
-        <w:rPr>
-          <w:rStyle w:val="VerbatimChar"/>
-        </w:rPr>
+          <w:rFonts w:hint="eastAsia"/>
+        </w:rPr>
+        <w:t xml:space="preserve">旁路改为</w:t>
+      </w:r>
+      <w:r>
+        <w:t xml:space="preserve"> 77 </w:t>
+      </w:r>
+      <w:r>
+        <w:rPr>
+          <w:rFonts w:hint="eastAsia"/>
+        </w:rPr>
+        <w:t xml:space="preserve">后刷新纠正为</w:t>
+      </w:r>
+      <w:r>
+        <w:t xml:space="preserve"> 300 → rollback </w:t>
+      </w:r>
+      <w:r>
+        <w:rPr>
+          <w:rFonts w:hint="eastAsia"/>
+        </w:rPr>
+        <w:t xml:space="preserve">恢复</w:t>
+      </w:r>
+      <w:r>
+        <w:t xml:space="preserve"> 100 </w:t>
+      </w:r>
+      <w:r>
+        <w:rPr>
+          <w:rFonts w:hint="eastAsia"/>
+        </w:rPr>
+        <w:t xml:space="preserve">并清</w:t>
+      </w:r>
+      <w:r>
         <w:t xml:space="preserve"> </w:t>
       </w:r>
       <w:r>
         <w:rPr>
-          <w:rStyle w:val="VerbatimChar"/>
-          <w:rFonts w:hint="eastAsia"/>
-        </w:rPr>
-        <w:t xml:space="preserve">300,日志</w:t>
-      </w:r>
-      <w:r>
-        <w:rPr>
-          <w:rStyle w:val="VerbatimChar"/>
-        </w:rPr>
-        <w:t xml:space="preserve"> cpu.weight drift corrected</w:t>
-      </w:r>
-      <w:r>
-        <w:br/>
-      </w:r>
-      <w:r>
-        <w:rPr>
-          <w:rStyle w:val="VerbatimChar"/>
-        </w:rPr>
-        <w:t xml:space="preserve">→ </w:t>
-      </w:r>
-      <w:r>
-        <w:rPr>
-          <w:rStyle w:val="VerbatimChar"/>
-          <w:rFonts w:hint="eastAsia"/>
-        </w:rPr>
-        <w:t xml:space="preserve">rollback:ROLLED_BACK;内核回到</w:t>
-      </w:r>
-      <w:r>
-        <w:rPr>
-          <w:rStyle w:val="VerbatimChar"/>
-        </w:rPr>
-        <w:t xml:space="preserve"> 100;marker </w:t>
-      </w:r>
-      <w:r>
-        <w:rPr>
-          <w:rStyle w:val="VerbatimChar"/>
-          <w:rFonts w:hint="eastAsia"/>
-        </w:rPr>
-        <w:t xml:space="preserve">清除</w:t>
-      </w:r>
-      <w:r>
-        <w:br/>
-      </w:r>
-      <w:r>
-        <w:rPr>
-          <w:rStyle w:val="VerbatimChar"/>
-        </w:rPr>
-        <w:t xml:space="preserve">→ </w:t>
-      </w:r>
-      <w:r>
-        <w:rPr>
-          <w:rStyle w:val="VerbatimChar"/>
-          <w:rFonts w:hint="eastAsia"/>
-        </w:rPr>
-        <w:t xml:space="preserve">把</w:t>
-      </w:r>
-      <w:r>
-        <w:rPr>
-          <w:rStyle w:val="VerbatimChar"/>
-        </w:rPr>
+          <w:rFonts w:hint="eastAsia"/>
+        </w:rPr>
+        <w:t xml:space="preserve">marker。跨域</w:t>
+      </w:r>
+      <w:r>
         <w:t xml:space="preserve"> SchedulingPolicy </w:t>
       </w:r>
       <w:r>
         <w:rPr>
-          <w:rStyle w:val="VerbatimChar"/>
-          <w:rFonts w:hint="eastAsia"/>
-        </w:rPr>
-        <w:t xml:space="preserve">打到</w:t>
-      </w:r>
-      <w:r>
-        <w:rPr>
-          <w:rStyle w:val="VerbatimChar"/>
-        </w:rPr>
-        <w:t xml:space="preserve"> cgroup </w:t>
-      </w:r>
-      <w:r>
-        <w:rPr>
-          <w:rStyle w:val="VerbatimChar"/>
-          <w:rFonts w:hint="eastAsia"/>
-        </w:rPr>
-        <w:t xml:space="preserve">实例:REJECTED</w:t>
-      </w:r>
-      <w:r>
-        <w:rPr>
-          <w:rStyle w:val="VerbatimChar"/>
-        </w:rPr>
-        <w:t xml:space="preserve"> + </w:t>
-      </w:r>
-      <w:r>
-        <w:rPr>
-          <w:rStyle w:val="VerbatimChar"/>
-          <w:rFonts w:hint="eastAsia"/>
-        </w:rPr>
-        <w:t xml:space="preserve">UNSUPPORTED,旋钮未变</w:t>
-      </w:r>
-      <w:r>
-        <w:br/>
-      </w:r>
-      <w:r>
-        <w:rPr>
-          <w:rStyle w:val="VerbatimChar"/>
-        </w:rPr>
-        <w:t xml:space="preserve">→ </w:t>
-      </w:r>
-      <w:r>
-        <w:rPr>
-          <w:rStyle w:val="VerbatimChar"/>
-          <w:rFonts w:hint="eastAsia"/>
-        </w:rPr>
-        <w:t xml:space="preserve">第二次</w:t>
-      </w:r>
-      <w:r>
-        <w:rPr>
-          <w:rStyle w:val="VerbatimChar"/>
-        </w:rPr>
+          <w:rFonts w:hint="eastAsia"/>
+        </w:rPr>
+        <w:t xml:space="preserve">请求须零副作用拒绝；再次</w:t>
+      </w:r>
+      <w:r>
         <w:t xml:space="preserve"> apply </w:t>
       </w:r>
       <w:r>
         <w:rPr>
-          <w:rStyle w:val="VerbatimChar"/>
           <w:rFonts w:hint="eastAsia"/>
         </w:rPr>
         <w:t xml:space="preserve">后</w:t>
       </w:r>
       <w:r>
-        <w:rPr>
-          <w:rStyle w:val="VerbatimChar"/>
-        </w:rPr>
-        <w:t xml:space="preserve"> </w:t>
-      </w:r>
-      <w:r>
-        <w:rPr>
-          <w:rStyle w:val="VerbatimChar"/>
-          <w:rFonts w:hint="eastAsia"/>
-        </w:rPr>
-        <w:t xml:space="preserve">SIGKILL:值仍</w:t>
-      </w:r>
-      <w:r>
-        <w:rPr>
-          <w:rStyle w:val="VerbatimChar"/>
-        </w:rPr>
-        <w:t xml:space="preserve"> 300、marker </w:t>
-      </w:r>
-      <w:r>
-        <w:rPr>
-          <w:rStyle w:val="VerbatimChar"/>
-          <w:rFonts w:hint="eastAsia"/>
-        </w:rPr>
-        <w:t xml:space="preserve">仍在;重启自动恢复</w:t>
-      </w:r>
-      <w:r>
-        <w:rPr>
-          <w:rStyle w:val="VerbatimChar"/>
-        </w:rPr>
-        <w:t xml:space="preserve"> 100 </w:t>
-      </w:r>
-      <w:r>
-        <w:rPr>
-          <w:rStyle w:val="VerbatimChar"/>
-          <w:rFonts w:hint="eastAsia"/>
-        </w:rPr>
-        <w:t xml:space="preserve">并清</w:t>
-      </w:r>
-      <w:r>
-        <w:rPr>
-          <w:rStyle w:val="VerbatimChar"/>
-        </w:rPr>
-        <w:t xml:space="preserve"> marker</w:t>
-      </w:r>
-      <w:r>
-        <w:br/>
-      </w:r>
-      <w:r>
-        <w:rPr>
-          <w:rStyle w:val="VerbatimChar"/>
-        </w:rPr>
-        <w:t xml:space="preserve">  </w:t>
-      </w:r>
-      <w:r>
-        <w:rPr>
-          <w:rStyle w:val="VerbatimChar"/>
-          <w:rFonts w:hint="eastAsia"/>
-        </w:rPr>
-        <w:t xml:space="preserve">(日志</w:t>
-      </w:r>
-      <w:r>
-        <w:rPr>
-          <w:rStyle w:val="VerbatimChar"/>
-        </w:rPr>
-        <w:t xml:space="preserve"> recovered 1 cgroup effect)</w:t>
+        <w:t xml:space="preserve"> SIGKILL </w:t>
+      </w:r>
+      <w:r>
+        <w:rPr>
+          <w:rFonts w:hint="eastAsia"/>
+        </w:rPr>
+        <w:t xml:space="preserve">并重启，应按</w:t>
+      </w:r>
+      <w:r>
+        <w:t xml:space="preserve"> marker </w:t>
+      </w:r>
+      <w:r>
+        <w:rPr>
+          <w:rFonts w:hint="eastAsia"/>
+        </w:rPr>
+        <w:t xml:space="preserve">恢复</w:t>
+      </w:r>
+      <w:r>
+        <w:t xml:space="preserve"> 100。</w:t>
       </w:r>
     </w:p>
-    <w:bookmarkEnd w:id="15"/>
-    <w:bookmarkStart w:id="16" w:name="Xb8ba8d5350af30831fea269566c0e07ebfe4b9a"/>
+    <w:bookmarkEnd w:id="21"/>
+    <w:bookmarkStart w:id="25" w:name="Xb8ba8d5350af30831fea269566c0e07ebfe4b9a"/>
     <w:p>
       <w:pPr>
         <w:pStyle w:val="Heading3"/>
@@ -4659,6 +4666,99 @@
           <w:rFonts w:hint="eastAsia"/>
         </w:rPr>
         <w:t xml:space="preserve">,一项测试内的连续时间线)</w:t>
+      </w:r>
+    </w:p>
+    <w:p>
+      <w:pPr>
+        <w:pStyle w:val="FirstParagraph"/>
+        <w:keepNext/>
+        <w:spacing w:before="160" w:after="80"/>
+        <w:jc w:val="center"/>
+      </w:pPr>
+      <w:r>
+        <w:drawing>
+          <wp:inline>
+            <wp:extent cx="5334000" cy="5143500"/>
+            <wp:effectExtent b="0" l="0" r="0" t="0"/>
+            <wp:docPr descr="事件守卫的判定与动作" title="" id="23" name="Picture"/>
+            <a:graphic>
+              <a:graphicData uri="http://schemas.openxmlformats.org/drawingml/2006/picture">
+                <pic:pic>
+                  <pic:nvPicPr>
+                    <pic:cNvPr descr="D:/code/Ubuntu/EulerPilot-v2/build/diagram-qa/png/event-guard-decision.png" id="24" name="Picture"/>
+                    <pic:cNvPicPr>
+                      <a:picLocks noChangeArrowheads="1" noChangeAspect="1"/>
+                    </pic:cNvPicPr>
+                  </pic:nvPicPr>
+                  <pic:blipFill>
+                    <a:blip r:embed="rId22">
+                      <a:extLst>
+                        <a:ext uri="{96DAC541-7B7A-43D3-8B79-37D633B846F1}">
+                          <asvg:svgBlip xmlns:asvg="http://schemas.microsoft.com/office/drawing/2016/SVG/main" r:embed="rIdSvg2"/>
+                        </a:ext>
+                      </a:extLst>
+                    </a:blip>
+                    <a:stretch>
+                      <a:fillRect/>
+                    </a:stretch>
+                  </pic:blipFill>
+                  <pic:spPr bwMode="auto">
+                    <a:xfrm>
+                      <a:off x="0" y="0"/>
+                      <a:ext cx="5334000" cy="5143500"/>
+                    </a:xfrm>
+                    <a:prstGeom prst="rect">
+                      <a:avLst/>
+                    </a:prstGeom>
+                    <a:noFill/>
+                    <a:ln w="9525">
+                      <a:noFill/>
+                      <a:headEnd/>
+                      <a:tailEnd/>
+                    </a:ln>
+                  </pic:spPr>
+                </pic:pic>
+              </a:graphicData>
+            </a:graphic>
+          </wp:inline>
+        </w:drawing>
+      </w:r>
+    </w:p>
+    <w:p>
+      <w:pPr>
+        <w:pStyle w:val="BodyText"/>
+        <w:keepNext w:val="0"/>
+        <w:spacing w:after="200"/>
+        <w:jc w:val="center"/>
+      </w:pPr>
+      <w:r>
+        <w:rPr>
+          <w:rFonts w:hint="eastAsia"/>
+          <w:i/>
+          <w:iCs/>
+          <w:color w:val="595959"/>
+          <w:sz w:val="18"/>
+        </w:rPr>
+        <w:t xml:space="preserve">图</w:t>
+      </w:r>
+      <w:r>
+        <w:rPr>
+          <w:i/>
+          <w:iCs/>
+          <w:color w:val="595959"/>
+          <w:sz w:val="18"/>
+        </w:rPr>
+        <w:t xml:space="preserve"> 3　</w:t>
+      </w:r>
+      <w:r>
+        <w:rPr>
+          <w:rFonts w:hint="eastAsia"/>
+          <w:i/>
+          <w:iCs/>
+          <w:color w:val="595959"/>
+          <w:sz w:val="18"/>
+        </w:rPr>
+        <w:t xml:space="preserve">事件守卫的判定与动作</w:t>
       </w:r>
     </w:p>
     <w:tbl>
@@ -5062,9 +5162,9 @@
         </w:tc>
       </w:tr>
     </w:tbl>
-    <w:bookmarkEnd w:id="16"/>
-    <w:bookmarkEnd w:id="17"/>
-    <w:bookmarkStart w:id="18" w:name="一键验收"/>
+    <w:bookmarkEnd w:id="25"/>
+    <w:bookmarkEnd w:id="26"/>
+    <w:bookmarkStart w:id="27" w:name="一键验收"/>
     <w:p>
       <w:pPr>
         <w:pStyle w:val="Heading2"/>
@@ -5121,174 +5221,90 @@
     </w:p>
     <w:p>
       <w:pPr>
-        <w:pStyle w:val="SourceCode"/>
+        <w:pStyle w:val="BodyText"/>
       </w:pPr>
       <w:r>
         <w:rPr>
-          <w:rStyle w:val="VerbatimChar"/>
-          <w:rFonts w:hint="eastAsia"/>
-        </w:rPr>
-        <w:t xml:space="preserve">环境</w:t>
-      </w:r>
-      <w:r>
-        <w:rPr>
-          <w:rStyle w:val="VerbatimChar"/>
-        </w:rPr>
-        <w:t xml:space="preserve"> idle </w:t>
-      </w:r>
-      <w:r>
-        <w:rPr>
-          <w:rStyle w:val="VerbatimChar"/>
-          <w:rFonts w:hint="eastAsia"/>
-        </w:rPr>
-        <w:t xml:space="preserve">断言(state=disabled、pin</w:t>
-      </w:r>
-      <w:r>
-        <w:rPr>
-          <w:rStyle w:val="VerbatimChar"/>
-        </w:rPr>
+          <w:rFonts w:hint="eastAsia"/>
+        </w:rPr>
+        <w:t xml:space="preserve">按图</w:t>
+      </w:r>
+      <w:r>
+        <w:t xml:space="preserve"> 1 </w:t>
+      </w:r>
+      <w:r>
+        <w:rPr>
+          <w:rFonts w:hint="eastAsia"/>
+        </w:rPr>
+        <w:t xml:space="preserve">下半部分的顺序执行：idle</w:t>
+      </w:r>
+      <w:r>
         <w:t xml:space="preserve"> </w:t>
       </w:r>
       <w:r>
         <w:rPr>
-          <w:rStyle w:val="VerbatimChar"/>
-          <w:rFonts w:hint="eastAsia"/>
-        </w:rPr>
-        <w:t xml:space="preserve">空、无并发锁)</w:t>
-      </w:r>
-      <w:r>
-        <w:br/>
-      </w:r>
-      <w:r>
-        <w:rPr>
-          <w:rStyle w:val="VerbatimChar"/>
-        </w:rPr>
-        <w:t xml:space="preserve">→ ctest </w:t>
-      </w:r>
-      <w:r>
-        <w:rPr>
-          <w:rStyle w:val="VerbatimChar"/>
-          <w:rFonts w:hint="eastAsia"/>
-        </w:rPr>
-        <w:t xml:space="preserve">八项(严格校验器</w:t>
-      </w:r>
-      <w:r>
-        <w:rPr>
-          <w:rStyle w:val="VerbatimChar"/>
-        </w:rPr>
+          <w:rFonts w:hint="eastAsia"/>
+        </w:rPr>
+        <w:t xml:space="preserve">前置断言</w:t>
+      </w:r>
+      <w:r>
+        <w:t xml:space="preserve"> → </w:t>
+      </w:r>
+      <w:r>
+        <w:rPr>
+          <w:rFonts w:hint="eastAsia"/>
+        </w:rPr>
+        <w:t xml:space="preserve">八项</w:t>
+      </w:r>
+      <w:r>
         <w:t xml:space="preserve"> </w:t>
       </w:r>
       <w:r>
         <w:rPr>
-          <w:rStyle w:val="VerbatimChar"/>
-          <w:rFonts w:hint="eastAsia"/>
-        </w:rPr>
-        <w:t xml:space="preserve">check_sp3_acceptance.py:拒绝任何</w:t>
-      </w:r>
-      <w:r>
-        <w:rPr>
-          <w:rStyle w:val="VerbatimChar"/>
-        </w:rPr>
+          <w:rFonts w:hint="eastAsia"/>
+        </w:rPr>
+        <w:t xml:space="preserve">CTest（拒绝</w:t>
+      </w:r>
+      <w:r>
         <w:t xml:space="preserve"> </w:t>
       </w:r>
       <w:r>
         <w:rPr>
-          <w:rStyle w:val="VerbatimChar"/>
-          <w:rFonts w:hint="eastAsia"/>
-        </w:rPr>
-        <w:t xml:space="preserve">SKIP/缺失/重名)</w:t>
-      </w:r>
-      <w:r>
-        <w:br/>
-      </w:r>
-      <w:r>
-        <w:rPr>
-          <w:rStyle w:val="VerbatimChar"/>
-        </w:rPr>
-        <w:t xml:space="preserve">→ A/B/C </w:t>
-      </w:r>
-      <w:r>
-        <w:rPr>
-          <w:rStyle w:val="VerbatimChar"/>
-          <w:rFonts w:hint="eastAsia"/>
-        </w:rPr>
-        <w:t xml:space="preserve">三臂</w:t>
-      </w:r>
-      <w:r>
-        <w:rPr>
-          <w:rStyle w:val="VerbatimChar"/>
-        </w:rPr>
+          <w:rFonts w:hint="eastAsia"/>
+        </w:rPr>
+        <w:t xml:space="preserve">SKIP/缺项/重名）与</w:t>
+      </w:r>
+      <w:r>
+        <w:t xml:space="preserve"> A/B/C liveness → </w:t>
+      </w:r>
+      <w:r>
+        <w:rPr>
+          <w:rFonts w:hint="eastAsia"/>
+        </w:rPr>
+        <w:t xml:space="preserve">源码及产物哈希</w:t>
+      </w:r>
+      <w:r>
+        <w:t xml:space="preserve"> → </w:t>
+      </w:r>
+      <w:r>
+        <w:rPr>
+          <w:rFonts w:hint="eastAsia"/>
+        </w:rPr>
+        <w:t xml:space="preserve">收尾状态断言。liveness</w:t>
+      </w:r>
+      <w:r>
         <w:t xml:space="preserve"> </w:t>
       </w:r>
       <w:r>
         <w:rPr>
-          <w:rStyle w:val="VerbatimChar"/>
-          <w:rFonts w:hint="eastAsia"/>
-        </w:rPr>
-        <w:t xml:space="preserve">liveness(目标进程持续推进)</w:t>
-      </w:r>
-      <w:r>
-        <w:br/>
-      </w:r>
-      <w:r>
-        <w:rPr>
-          <w:rStyle w:val="VerbatimChar"/>
-        </w:rPr>
-        <w:t xml:space="preserve">→ </w:t>
-      </w:r>
-      <w:r>
-        <w:rPr>
-          <w:rStyle w:val="VerbatimChar"/>
-          <w:rFonts w:hint="eastAsia"/>
-        </w:rPr>
-        <w:t xml:space="preserve">产物与源码哈希记录</w:t>
-      </w:r>
-      <w:r>
-        <w:br/>
-      </w:r>
-      <w:r>
-        <w:rPr>
-          <w:rStyle w:val="VerbatimChar"/>
-        </w:rPr>
-        <w:t xml:space="preserve">→ </w:t>
-      </w:r>
-      <w:r>
-        <w:rPr>
-          <w:rStyle w:val="VerbatimChar"/>
-          <w:rFonts w:hint="eastAsia"/>
-        </w:rPr>
-        <w:t xml:space="preserve">收尾状态断言(state</w:t>
-      </w:r>
-      <w:r>
-        <w:rPr>
-          <w:rStyle w:val="VerbatimChar"/>
-        </w:rPr>
-        <w:t xml:space="preserve"> </w:t>
-      </w:r>
-      <w:r>
-        <w:rPr>
-          <w:rStyle w:val="VerbatimChar"/>
-          <w:rFonts w:hint="eastAsia"/>
-        </w:rPr>
-        <w:t xml:space="preserve">归位、无</w:t>
-      </w:r>
-      <w:r>
-        <w:rPr>
-          <w:rStyle w:val="VerbatimChar"/>
-        </w:rPr>
-        <w:t xml:space="preserve"> </w:t>
-      </w:r>
-      <w:r>
-        <w:rPr>
-          <w:rStyle w:val="VerbatimChar"/>
-          <w:rFonts w:hint="eastAsia"/>
-        </w:rPr>
-        <w:t xml:space="preserve">pin、无残留租约)</w:t>
+          <w:rFonts w:hint="eastAsia"/>
+        </w:rPr>
+        <w:t xml:space="preserve">仅证明三臂持续推进。</w:t>
       </w:r>
     </w:p>
     <w:p>
       <w:pPr>
-        <w:pStyle w:val="FirstParagraph"/>
+        <w:pStyle w:val="BodyText"/>
       </w:pPr>
       <w:r>
         <w:rPr>
@@ -5496,8 +5512,8 @@
         </w:tc>
       </w:tr>
     </w:tbl>
-    <w:bookmarkEnd w:id="18"/>
-    <w:bookmarkStart w:id="22" w:name="故障恢复矩阵17-条目"/>
+    <w:bookmarkEnd w:id="27"/>
+    <w:bookmarkStart w:id="31" w:name="故障恢复矩阵17-条目"/>
     <w:p>
       <w:pPr>
         <w:pStyle w:val="Heading2"/>
@@ -7654,7 +7670,7 @@
         </w:tc>
       </w:tr>
     </w:tbl>
-    <w:bookmarkStart w:id="19" w:name="矩阵暴露并修复的产品缺陷"/>
+    <w:bookmarkStart w:id="28" w:name="矩阵暴露并修复的产品缺陷"/>
     <w:p>
       <w:pPr>
         <w:pStyle w:val="Heading3"/>
@@ -8147,8 +8163,8 @@
         </w:tc>
       </w:tr>
     </w:tbl>
-    <w:bookmarkEnd w:id="19"/>
-    <w:bookmarkStart w:id="20" w:name="测试件自身缺陷如实记录"/>
+    <w:bookmarkEnd w:id="28"/>
+    <w:bookmarkStart w:id="29" w:name="测试件自身缺陷如实记录"/>
     <w:p>
       <w:pPr>
         <w:pStyle w:val="Heading3"/>
@@ -8348,8 +8364,8 @@
         <w:t xml:space="preserve">)。</w:t>
       </w:r>
     </w:p>
-    <w:bookmarkEnd w:id="20"/>
-    <w:bookmarkStart w:id="21" w:name="s16-的如实标注"/>
+    <w:bookmarkEnd w:id="29"/>
+    <w:bookmarkStart w:id="30" w:name="s16-的如实标注"/>
     <w:p>
       <w:pPr>
         <w:pStyle w:val="Heading3"/>
@@ -8734,9 +8750,9 @@
         </w:tc>
       </w:tr>
     </w:tbl>
-    <w:bookmarkEnd w:id="21"/>
-    <w:bookmarkEnd w:id="22"/>
-    <w:bookmarkStart w:id="28" w:name="性能测试"/>
+    <w:bookmarkEnd w:id="30"/>
+    <w:bookmarkEnd w:id="31"/>
+    <w:bookmarkStart w:id="40" w:name="性能测试"/>
     <w:p>
       <w:pPr>
         <w:pStyle w:val="Heading2"/>
@@ -8751,7 +8767,7 @@
         <w:t xml:space="preserve">性能测试</w:t>
       </w:r>
     </w:p>
-    <w:bookmarkStart w:id="23" w:name="方法预注册"/>
+    <w:bookmarkStart w:id="35" w:name="方法预注册"/>
     <w:p>
       <w:pPr>
         <w:pStyle w:val="Heading3"/>
@@ -8769,6 +8785,99 @@
     <w:p>
       <w:pPr>
         <w:pStyle w:val="FirstParagraph"/>
+        <w:keepNext/>
+        <w:spacing w:before="160" w:after="80"/>
+        <w:jc w:val="center"/>
+      </w:pPr>
+      <w:r>
+        <w:drawing>
+          <wp:inline>
+            <wp:extent cx="5334000" cy="5081587"/>
+            <wp:effectExtent b="0" l="0" r="0" t="0"/>
+            <wp:docPr descr="同预算的配对实验设计" title="" id="33" name="Picture"/>
+            <a:graphic>
+              <a:graphicData uri="http://schemas.openxmlformats.org/drawingml/2006/picture">
+                <pic:pic>
+                  <pic:nvPicPr>
+                    <pic:cNvPr descr="D:/code/Ubuntu/EulerPilot-v2/build/diagram-qa/png/experiment-design.png" id="34" name="Picture"/>
+                    <pic:cNvPicPr>
+                      <a:picLocks noChangeArrowheads="1" noChangeAspect="1"/>
+                    </pic:cNvPicPr>
+                  </pic:nvPicPr>
+                  <pic:blipFill>
+                    <a:blip r:embed="rId32">
+                      <a:extLst>
+                        <a:ext uri="{96DAC541-7B7A-43D3-8B79-37D633B846F1}">
+                          <asvg:svgBlip xmlns:asvg="http://schemas.microsoft.com/office/drawing/2016/SVG/main" r:embed="rIdSvg4"/>
+                        </a:ext>
+                      </a:extLst>
+                    </a:blip>
+                    <a:stretch>
+                      <a:fillRect/>
+                    </a:stretch>
+                  </pic:blipFill>
+                  <pic:spPr bwMode="auto">
+                    <a:xfrm>
+                      <a:off x="0" y="0"/>
+                      <a:ext cx="5334000" cy="5081587"/>
+                    </a:xfrm>
+                    <a:prstGeom prst="rect">
+                      <a:avLst/>
+                    </a:prstGeom>
+                    <a:noFill/>
+                    <a:ln w="9525">
+                      <a:noFill/>
+                      <a:headEnd/>
+                      <a:tailEnd/>
+                    </a:ln>
+                  </pic:spPr>
+                </pic:pic>
+              </a:graphicData>
+            </a:graphic>
+          </wp:inline>
+        </w:drawing>
+      </w:r>
+    </w:p>
+    <w:p>
+      <w:pPr>
+        <w:pStyle w:val="BodyText"/>
+        <w:keepNext w:val="0"/>
+        <w:spacing w:after="200"/>
+        <w:jc w:val="center"/>
+      </w:pPr>
+      <w:r>
+        <w:rPr>
+          <w:rFonts w:hint="eastAsia"/>
+          <w:i/>
+          <w:iCs/>
+          <w:color w:val="595959"/>
+          <w:sz w:val="18"/>
+        </w:rPr>
+        <w:t xml:space="preserve">图</w:t>
+      </w:r>
+      <w:r>
+        <w:rPr>
+          <w:i/>
+          <w:iCs/>
+          <w:color w:val="595959"/>
+          <w:sz w:val="18"/>
+        </w:rPr>
+        <w:t xml:space="preserve"> 4　</w:t>
+      </w:r>
+      <w:r>
+        <w:rPr>
+          <w:rFonts w:hint="eastAsia"/>
+          <w:i/>
+          <w:iCs/>
+          <w:color w:val="595959"/>
+          <w:sz w:val="18"/>
+        </w:rPr>
+        <w:t xml:space="preserve">同预算的配对实验设计</w:t>
+      </w:r>
+    </w:p>
+    <w:p>
+      <w:pPr>
+        <w:pStyle w:val="BodyText"/>
       </w:pPr>
       <w:r>
         <w:rPr>
@@ -9588,8 +9697,8 @@
         </w:tc>
       </w:tr>
     </w:tbl>
-    <w:bookmarkEnd w:id="23"/>
-    <w:bookmarkStart w:id="24" w:name="X8e7397f6ca8565e40d09cbe28ebb7799facbd6f"/>
+    <w:bookmarkEnd w:id="35"/>
+    <w:bookmarkStart w:id="36" w:name="X8e7397f6ca8565e40d09cbe28ebb7799facbd6f"/>
     <w:p>
       <w:pPr>
         <w:pStyle w:val="Heading3"/>
@@ -10355,8 +10464,8 @@
         </w:tc>
       </w:tr>
     </w:tbl>
-    <w:bookmarkEnd w:id="24"/>
-    <w:bookmarkStart w:id="25" w:name="阈值敏感性同报不挑阈值"/>
+    <w:bookmarkEnd w:id="36"/>
+    <w:bookmarkStart w:id="37" w:name="阈值敏感性同报不挑阈值"/>
     <w:p>
       <w:pPr>
         <w:pStyle w:val="Heading3"/>
@@ -10780,8 +10889,8 @@
         <w:t xml:space="preserve">。这一点主动写入结论边界,不作为可选口径。</w:t>
       </w:r>
     </w:p>
-    <w:bookmarkEnd w:id="25"/>
-    <w:bookmarkStart w:id="26" w:name="归因与消融"/>
+    <w:bookmarkEnd w:id="37"/>
+    <w:bookmarkStart w:id="38" w:name="归因与消融"/>
     <w:p>
       <w:pPr>
         <w:pStyle w:val="Heading3"/>
@@ -11281,8 +11390,8 @@
         </w:tc>
       </w:tr>
     </w:tbl>
-    <w:bookmarkEnd w:id="26"/>
-    <w:bookmarkStart w:id="27" w:name="观测与开销"/>
+    <w:bookmarkEnd w:id="38"/>
+    <w:bookmarkStart w:id="39" w:name="观测与开销"/>
     <w:p>
       <w:pPr>
         <w:pStyle w:val="Heading3"/>
@@ -11829,9 +11938,9 @@
         </w:tc>
       </w:tr>
     </w:tbl>
-    <w:bookmarkEnd w:id="27"/>
-    <w:bookmarkEnd w:id="28"/>
-    <w:bookmarkStart w:id="29" w:name="测试数据管理"/>
+    <w:bookmarkEnd w:id="39"/>
+    <w:bookmarkEnd w:id="40"/>
+    <w:bookmarkStart w:id="44" w:name="测试数据管理"/>
     <w:p>
       <w:pPr>
         <w:pStyle w:val="Heading2"/>
@@ -11844,6 +11953,99 @@
           <w:rFonts w:hint="eastAsia"/>
         </w:rPr>
         <w:t xml:space="preserve">测试数据管理</w:t>
+      </w:r>
+    </w:p>
+    <w:p>
+      <w:pPr>
+        <w:pStyle w:val="FirstParagraph"/>
+        <w:keepNext/>
+        <w:spacing w:before="160" w:after="80"/>
+        <w:jc w:val="center"/>
+      </w:pPr>
+      <w:r>
+        <w:drawing>
+          <wp:inline>
+            <wp:extent cx="5334000" cy="5081587"/>
+            <wp:effectExtent b="0" l="0" r="0" t="0"/>
+            <wp:docPr descr="构建与实验证据溯源" title="" id="42" name="Picture"/>
+            <a:graphic>
+              <a:graphicData uri="http://schemas.openxmlformats.org/drawingml/2006/picture">
+                <pic:pic>
+                  <pic:nvPicPr>
+                    <pic:cNvPr descr="D:/code/Ubuntu/EulerPilot-v2/build/diagram-qa/png/evidence-provenance.png" id="43" name="Picture"/>
+                    <pic:cNvPicPr>
+                      <a:picLocks noChangeArrowheads="1" noChangeAspect="1"/>
+                    </pic:cNvPicPr>
+                  </pic:nvPicPr>
+                  <pic:blipFill>
+                    <a:blip r:embed="rId41">
+                      <a:extLst>
+                        <a:ext uri="{96DAC541-7B7A-43D3-8B79-37D633B846F1}">
+                          <asvg:svgBlip xmlns:asvg="http://schemas.microsoft.com/office/drawing/2016/SVG/main" r:embed="rIdSvg3"/>
+                        </a:ext>
+                      </a:extLst>
+                    </a:blip>
+                    <a:stretch>
+                      <a:fillRect/>
+                    </a:stretch>
+                  </pic:blipFill>
+                  <pic:spPr bwMode="auto">
+                    <a:xfrm>
+                      <a:off x="0" y="0"/>
+                      <a:ext cx="5334000" cy="5081587"/>
+                    </a:xfrm>
+                    <a:prstGeom prst="rect">
+                      <a:avLst/>
+                    </a:prstGeom>
+                    <a:noFill/>
+                    <a:ln w="9525">
+                      <a:noFill/>
+                      <a:headEnd/>
+                      <a:tailEnd/>
+                    </a:ln>
+                  </pic:spPr>
+                </pic:pic>
+              </a:graphicData>
+            </a:graphic>
+          </wp:inline>
+        </w:drawing>
+      </w:r>
+    </w:p>
+    <w:p>
+      <w:pPr>
+        <w:pStyle w:val="BodyText"/>
+        <w:keepNext w:val="0"/>
+        <w:spacing w:after="200"/>
+        <w:jc w:val="center"/>
+      </w:pPr>
+      <w:r>
+        <w:rPr>
+          <w:rFonts w:hint="eastAsia"/>
+          <w:i/>
+          <w:iCs/>
+          <w:color w:val="595959"/>
+          <w:sz w:val="18"/>
+        </w:rPr>
+        <w:t xml:space="preserve">图</w:t>
+      </w:r>
+      <w:r>
+        <w:rPr>
+          <w:i/>
+          <w:iCs/>
+          <w:color w:val="595959"/>
+          <w:sz w:val="18"/>
+        </w:rPr>
+        <w:t xml:space="preserve"> 5　</w:t>
+      </w:r>
+      <w:r>
+        <w:rPr>
+          <w:rFonts w:hint="eastAsia"/>
+          <w:i/>
+          <w:iCs/>
+          <w:color w:val="595959"/>
+          <w:sz w:val="18"/>
+        </w:rPr>
+        <w:t xml:space="preserve">构建与实验证据溯源</w:t>
       </w:r>
     </w:p>
     <w:p>
@@ -12137,8 +12339,8 @@
         <w:t xml:space="preserve">:每个证据文件含”完整性”与”边界”章节,写明未覆盖项。</w:t>
       </w:r>
     </w:p>
-    <w:bookmarkEnd w:id="29"/>
-    <w:bookmarkStart w:id="30" w:name="已知限制"/>
+    <w:bookmarkEnd w:id="44"/>
+    <w:bookmarkStart w:id="45" w:name="已知限制"/>
     <w:p>
       <w:pPr>
         <w:pStyle w:val="Heading2"/>
@@ -13053,8 +13255,8 @@
         </w:tc>
       </w:tr>
     </w:tbl>
-    <w:bookmarkEnd w:id="30"/>
-    <w:bookmarkStart w:id="31" w:name="附录证据索引"/>
+    <w:bookmarkEnd w:id="45"/>
+    <w:bookmarkStart w:id="46" w:name="附录证据索引"/>
     <w:p>
       <w:pPr>
         <w:pStyle w:val="Heading2"/>
@@ -13646,8 +13848,8 @@
         </w:tc>
       </w:tr>
     </w:tbl>
-    <w:bookmarkEnd w:id="31"/>
-    <w:bookmarkStart w:id="32" w:name="修订记录"/>
+    <w:bookmarkEnd w:id="46"/>
+    <w:bookmarkStart w:id="47" w:name="修订记录"/>
     <w:p>
       <w:pPr>
         <w:pStyle w:val="Heading2"/>
@@ -13686,15 +13888,18 @@
       <w:tr>
         <w:trPr>
           <w:tblHeader w:val="on"/>
+          <w:cantSplit/>
         </w:trPr>
         <w:tc>
           <w:tcPr>
+            <w:tcW w:type="dxa" w:w="1361"/>
             <w:shd w:val="clear" w:color="auto" w:fill="1F4E79"/>
             <w:vAlign w:val="center"/>
           </w:tcPr>
           <w:p>
             <w:pPr>
               <w:pStyle w:val="Compact"/>
+              <w:keepNext/>
             </w:pPr>
             <w:r>
               <w:rPr>
@@ -13706,12 +13911,14 @@
         </w:tc>
         <w:tc>
           <w:tcPr>
+            <w:tcW w:type="dxa" w:w="1417"/>
             <w:shd w:val="clear" w:color="auto" w:fill="1F4E79"/>
             <w:vAlign w:val="center"/>
           </w:tcPr>
           <w:p>
             <w:pPr>
               <w:pStyle w:val="Compact"/>
+              <w:keepNext/>
             </w:pPr>
             <w:r>
               <w:rPr>
@@ -13723,12 +13930,14 @@
         </w:tc>
         <w:tc>
           <w:tcPr>
+            <w:tcW w:type="dxa" w:w="4989"/>
             <w:shd w:val="clear" w:color="auto" w:fill="1F4E79"/>
             <w:vAlign w:val="center"/>
           </w:tcPr>
           <w:p>
             <w:pPr>
               <w:pStyle w:val="Compact"/>
+              <w:keepNext/>
             </w:pPr>
             <w:r>
               <w:rPr>
@@ -13740,12 +13949,14 @@
         </w:tc>
         <w:tc>
           <w:tcPr>
+            <w:tcW w:type="dxa" w:w="1417"/>
             <w:shd w:val="clear" w:color="auto" w:fill="1F4E79"/>
             <w:vAlign w:val="center"/>
           </w:tcPr>
           <w:p>
             <w:pPr>
               <w:pStyle w:val="Compact"/>
+              <w:keepNext/>
             </w:pPr>
             <w:r>
               <w:rPr>
@@ -13757,11 +13968,17 @@
         </w:tc>
       </w:tr>
       <w:tr>
-        <w:tc>
-          <w:tcPr/>
-          <w:p>
-            <w:pPr>
-              <w:pStyle w:val="Compact"/>
+        <w:trPr>
+          <w:cantSplit/>
+        </w:trPr>
+        <w:tc>
+          <w:tcPr>
+            <w:tcW w:type="dxa" w:w="1361"/>
+          </w:tcPr>
+          <w:p>
+            <w:pPr>
+              <w:pStyle w:val="Compact"/>
+              <w:keepNext/>
             </w:pPr>
             <w:r>
               <w:t xml:space="preserve">v1.0</w:t>
@@ -13769,10 +13986,13 @@
           </w:p>
         </w:tc>
         <w:tc>
-          <w:tcPr/>
-          <w:p>
-            <w:pPr>
-              <w:pStyle w:val="Compact"/>
+          <w:tcPr>
+            <w:tcW w:type="dxa" w:w="1417"/>
+          </w:tcPr>
+          <w:p>
+            <w:pPr>
+              <w:pStyle w:val="Compact"/>
+              <w:keepNext/>
             </w:pPr>
             <w:r>
               <w:t xml:space="preserve">2026-10-25</w:t>
@@ -13780,10 +14000,13 @@
           </w:p>
         </w:tc>
         <w:tc>
-          <w:tcPr/>
-          <w:p>
-            <w:pPr>
-              <w:pStyle w:val="Compact"/>
+          <w:tcPr>
+            <w:tcW w:type="dxa" w:w="4989"/>
+          </w:tcPr>
+          <w:p>
+            <w:pPr>
+              <w:pStyle w:val="Compact"/>
+              <w:keepNext/>
             </w:pPr>
             <w:r>
               <w:rPr>
@@ -13794,10 +14017,13 @@
           </w:p>
         </w:tc>
         <w:tc>
-          <w:tcPr/>
-          <w:p>
-            <w:pPr>
-              <w:pStyle w:val="Compact"/>
+          <w:tcPr>
+            <w:tcW w:type="dxa" w:w="1417"/>
+          </w:tcPr>
+          <w:p>
+            <w:pPr>
+              <w:pStyle w:val="Compact"/>
+              <w:keepNext/>
             </w:pPr>
             <w:r>
               <w:rPr>
@@ -13809,11 +14035,17 @@
         </w:tc>
       </w:tr>
       <w:tr>
-        <w:tc>
-          <w:tcPr/>
-          <w:p>
-            <w:pPr>
-              <w:pStyle w:val="Compact"/>
+        <w:trPr>
+          <w:cantSplit/>
+        </w:trPr>
+        <w:tc>
+          <w:tcPr>
+            <w:tcW w:type="dxa" w:w="1361"/>
+          </w:tcPr>
+          <w:p>
+            <w:pPr>
+              <w:pStyle w:val="Compact"/>
+              <w:keepNext/>
             </w:pPr>
             <w:r>
               <w:t xml:space="preserve">v1.1</w:t>
@@ -13821,10 +14053,13 @@
           </w:p>
         </w:tc>
         <w:tc>
-          <w:tcPr/>
-          <w:p>
-            <w:pPr>
-              <w:pStyle w:val="Compact"/>
+          <w:tcPr>
+            <w:tcW w:type="dxa" w:w="1417"/>
+          </w:tcPr>
+          <w:p>
+            <w:pPr>
+              <w:pStyle w:val="Compact"/>
+              <w:keepNext/>
             </w:pPr>
             <w:r>
               <w:t xml:space="preserve">2026-10-25</w:t>
@@ -13832,10 +14067,13 @@
           </w:p>
         </w:tc>
         <w:tc>
-          <w:tcPr/>
-          <w:p>
-            <w:pPr>
-              <w:pStyle w:val="Compact"/>
+          <w:tcPr>
+            <w:tcW w:type="dxa" w:w="4989"/>
+          </w:tcPr>
+          <w:p>
+            <w:pPr>
+              <w:pStyle w:val="Compact"/>
+              <w:keepNext/>
             </w:pPr>
             <w:r>
               <w:rPr>
@@ -13891,10 +14129,13 @@
           </w:p>
         </w:tc>
         <w:tc>
-          <w:tcPr/>
-          <w:p>
-            <w:pPr>
-              <w:pStyle w:val="Compact"/>
+          <w:tcPr>
+            <w:tcW w:type="dxa" w:w="1417"/>
+          </w:tcPr>
+          <w:p>
+            <w:pPr>
+              <w:pStyle w:val="Compact"/>
+              <w:keepNext/>
             </w:pPr>
             <w:r>
               <w:rPr>
@@ -13905,9 +14146,101 @@
           </w:p>
         </w:tc>
       </w:tr>
+      <w:tr>
+        <w:trPr>
+          <w:cantSplit/>
+        </w:trPr>
+        <w:tc>
+          <w:tcPr>
+            <w:tcW w:type="dxa" w:w="1361"/>
+          </w:tcPr>
+          <w:p>
+            <w:pPr>
+              <w:pStyle w:val="Compact"/>
+              <w:keepNext w:val="0"/>
+            </w:pPr>
+            <w:r>
+              <w:t xml:space="preserve">v1.1 </w:t>
+            </w:r>
+            <w:r>
+              <w:rPr>
+                <w:rFonts w:hint="eastAsia"/>
+              </w:rPr>
+              <w:t xml:space="preserve">图示修订</w:t>
+            </w:r>
+          </w:p>
+        </w:tc>
+        <w:tc>
+          <w:tcPr>
+            <w:tcW w:type="dxa" w:w="1417"/>
+          </w:tcPr>
+          <w:p>
+            <w:pPr>
+              <w:pStyle w:val="Compact"/>
+              <w:keepNext w:val="0"/>
+            </w:pPr>
+            <w:r>
+              <w:t xml:space="preserve">2026-10-26</w:t>
+            </w:r>
+          </w:p>
+        </w:tc>
+        <w:tc>
+          <w:tcPr>
+            <w:tcW w:type="dxa" w:w="4989"/>
+          </w:tcPr>
+          <w:p>
+            <w:pPr>
+              <w:pStyle w:val="Compact"/>
+              <w:keepNext w:val="0"/>
+            </w:pPr>
+            <w:r>
+              <w:rPr>
+                <w:rFonts w:hint="eastAsia"/>
+              </w:rPr>
+              <w:t xml:space="preserve">补充</w:t>
+            </w:r>
+            <w:r>
+              <w:t xml:space="preserve"> SVG </w:t>
+            </w:r>
+            <w:r>
+              <w:rPr>
+                <w:rFonts w:hint="eastAsia"/>
+              </w:rPr>
+              <w:t xml:space="preserve">架构、流程与验证示意图及可编辑源文件；图示按当前实现标注边界，性能数据口径不变</w:t>
+            </w:r>
+          </w:p>
+        </w:tc>
+        <w:tc>
+          <w:tcPr>
+            <w:tcW w:type="dxa" w:w="1417"/>
+          </w:tcPr>
+          <w:p>
+            <w:pPr>
+              <w:pStyle w:val="Compact"/>
+              <w:keepNext w:val="0"/>
+            </w:pPr>
+            <w:r>
+              <w:rPr>
+                <w:rFonts w:hint="eastAsia"/>
+              </w:rPr>
+              <w:t xml:space="preserve">三驱兄弟</w:t>
+            </w:r>
+          </w:p>
+        </w:tc>
+      </w:tr>
     </w:tbl>
-    <w:bookmarkEnd w:id="32"/>
-    <w:bookmarkEnd w:id="33"/>
+    <w:bookmarkEnd w:id="47"/>
+    <w:bookmarkEnd w:id="48"/>
+    <w:p>
+      <w:pPr>
+        <w:keepNext w:val="0"/>
+        <w:spacing w:before="0" w:after="0" w:line="20" w:lineRule="exact"/>
+        <w:rPr>
+          <w:sz w:val="2"/>
+          <w:szCs w:val="2"/>
+        </w:rPr>
+      </w:pPr>
+    </w:p>
     <w:sectPr>
       <w:headerReference w:type="default" r:id="rId9"/>
       <w:footerReference w:type="default" r:id="rId10"/>
